--- a/data/analysis/Reportes/Archivo/Analisis_Hidrometeorologico_2026-09-24.docx
+++ b/data/analysis/Reportes/Archivo/Analisis_Hidrometeorologico_2026-09-24.docx
@@ -35,7 +35,7 @@
           <w:rFonts w:ascii="Arial" w:hAnsi="Arial"/>
           <w:sz w:val="19"/>
         </w:rPr>
-        <w:t>CORTE: 2026-09-24 08:13</w:t>
+        <w:t>CORTE: 2026-09-24 14:24</w:t>
       </w:r>
     </w:p>
     <w:p>
@@ -75,7 +75,7 @@
           <w:rFonts w:ascii="Arial" w:hAnsi="Arial"/>
           <w:sz w:val="19"/>
         </w:rPr>
-        <w:t>Al corte de las 08:13 h, la lectura debe mantenerse integrada y no por cuencas aisladas. La señal hidrométrica más reciente tiene como referencia principal el corte vigente de niveles y la lluvia observada/prevista sobre Guatemala, Chiapas y Tabasco. El mayor cambio de 24 h entre estaciones observadas es Salto de Agua +2.29 m/24 h. La prioridad operativa es confirmar cualquier cambio de escenario con coincidencia de lluvia, saturación, niveles, caudales y operación de presas; el pronóstico por sí solo no constituye una creciente confirmada.</w:t>
+        <w:t>Al corte de las 14:24 h, la lectura debe mantenerse integrada y no por cuencas aisladas. La señal hidrométrica más reciente tiene como referencia principal el corte vigente de niveles y la lluvia observada/prevista sobre Guatemala, Chiapas y Tabasco. El mayor cambio de 24 h entre estaciones observadas es Salto de Agua +3.28 m/24 h. La prioridad operativa es confirmar cualquier cambio de escenario con coincidencia de lluvia, saturación, niveles, caudales y operación de presas; el pronóstico por sí solo no constituye una creciente confirmada.</w:t>
       </w:r>
     </w:p>
     <w:p>
@@ -315,7 +315,7 @@
           <w:rFonts w:ascii="Arial" w:hAnsi="Arial"/>
           <w:sz w:val="19"/>
         </w:rPr>
-        <w:t>Boca del Cerro registra 12.90 m, con variación de 24 h +0.13 m. En la cuenca alta de Guatemala, El Tigre reporta 6.07 m y 1147.7 m³/s; El Porvenir/La Pasión 1.97 m y 204.7 m³/s. La secuencia de vigilancia se mantiene Guatemala → Lacantún → Boca del Cerro/Tenosique → Balancán → Emiliano Zapata → Jonuta → Centla. Pronóstico SMN para Usumacinta: 0-24 h: 75 a 150 mm; 24-48 h: 75 a 150 mm; 48-72 h: 75 a 150 mm; 72-96 h: 75 a 150 mm.</w:t>
+        <w:t>Boca del Cerro registra 13.32 m, con variación de 24 h +0.59 m. En la cuenca alta de Guatemala, El Tigre reporta 6.07 m y 1147.7 m³/s; El Porvenir/La Pasión 1.97 m y 204.7 m³/s. La secuencia de vigilancia se mantiene Guatemala → Lacantún → Boca del Cerro/Tenosique → Balancán → Emiliano Zapata → Jonuta → Centla. Pronóstico SMN para Usumacinta: 0-24 h: 75 a 150 mm; 24-48 h: 75 a 150 mm; 48-72 h: 75 a 150 mm; 72-96 h: 25 a 50 mm.</w:t>
       </w:r>
     </w:p>
     <w:tbl>
@@ -450,7 +450,7 @@
                 <w:b w:val="0"/>
                 <w:sz w:val="16"/>
               </w:rPr>
-              <w:t>138.33 m; 274.45 m³/s; lluvia 24 h 1.6 mm</w:t>
+              <w:t>138.33 m; 274.45 m³/s; lluvia 24 h 13.5 mm</w:t>
             </w:r>
           </w:p>
         </w:tc>
@@ -497,7 +497,7 @@
                 <w:b w:val="0"/>
                 <w:sz w:val="16"/>
               </w:rPr>
-              <w:t>12.90 m; Δ24 h +0.13 m</w:t>
+              <w:t>13.32 m; Δ24 h +0.59 m</w:t>
             </w:r>
           </w:p>
         </w:tc>
@@ -535,7 +535,7 @@
           <w:rFonts w:ascii="Arial" w:hAnsi="Arial"/>
           <w:sz w:val="19"/>
         </w:rPr>
-        <w:t>Los Ríos Serranos tienen respuesta más rápida que el Usumacinta. Oxolotán 34.41 m, Tapijulapa 16.24 m, Teapa 34.85 m y Puyacatengo 25.28 m. Deben vigilarse primero lluvia horaria y estaciones aguas arriba antes de esperar una respuesta en el Grijalva de Villahermosa. Pronóstico SMN Bajo Grijalva–Ríos de la Sierra: 0-24 h: 50 a 75 mm; 24-48 h: 75 a 150 mm; 48-72 h: 75 a 150 mm; 72-96 h: 75 a 150 mm.</w:t>
+        <w:t>Los Ríos Serranos tienen respuesta más rápida que el Usumacinta. Oxolotán 34.85 m, Tapijulapa 16.59 m, Teapa 34.48 m y Puyacatengo 25.13 m. Deben vigilarse primero lluvia horaria y estaciones aguas arriba antes de esperar una respuesta en el Grijalva de Villahermosa. Pronóstico SMN Bajo Grijalva–Ríos de la Sierra: 0-24 h: 50 a 75 mm; 24-48 h: 75 a 150 mm; 48-72 h: 25 a 50 mm; 72-96 h: 25 a 50 mm.</w:t>
       </w:r>
     </w:p>
     <w:tbl>
@@ -764,7 +764,7 @@
                 <w:b w:val="0"/>
                 <w:sz w:val="16"/>
               </w:rPr>
-              <w:t>Salto de Agua 6.25 m; Macuspana 4.07 m</w:t>
+              <w:t>Salto de Agua 7.55 m; Macuspana 4.53 m</w:t>
             </w:r>
           </w:p>
         </w:tc>
@@ -953,7 +953,7 @@
                 <w:b w:val="0"/>
                 <w:sz w:val="16"/>
               </w:rPr>
-              <w:t>-20.68</w:t>
+              <w:t>46.70</w:t>
             </w:r>
           </w:p>
         </w:tc>
@@ -968,7 +968,7 @@
                 <w:b w:val="0"/>
                 <w:sz w:val="16"/>
               </w:rPr>
-              <w:t>-12.72</w:t>
+              <w:t>320.59</w:t>
             </w:r>
           </w:p>
         </w:tc>
@@ -998,7 +998,7 @@
                 <w:b w:val="0"/>
                 <w:sz w:val="16"/>
               </w:rPr>
-              <w:t>-0.05</w:t>
+              <w:t>-0.04</w:t>
             </w:r>
           </w:p>
         </w:tc>
@@ -1030,7 +1030,7 @@
                 <w:b w:val="0"/>
                 <w:sz w:val="16"/>
               </w:rPr>
-              <w:t>390.92</w:t>
+              <w:t>391.12</w:t>
             </w:r>
           </w:p>
         </w:tc>
@@ -1045,7 +1045,7 @@
                 <w:b w:val="0"/>
                 <w:sz w:val="16"/>
               </w:rPr>
-              <w:t>1.39</w:t>
+              <w:t>97.49</w:t>
             </w:r>
           </w:p>
         </w:tc>
@@ -1060,7 +1060,7 @@
                 <w:b w:val="0"/>
                 <w:sz w:val="16"/>
               </w:rPr>
-              <w:t>1.39</w:t>
+              <w:t>308.48</w:t>
             </w:r>
           </w:p>
         </w:tc>
@@ -1090,7 +1090,7 @@
                 <w:b w:val="0"/>
                 <w:sz w:val="16"/>
               </w:rPr>
-              <w:t>+0.07</w:t>
+              <w:t>+0.10</w:t>
             </w:r>
           </w:p>
         </w:tc>
@@ -1122,7 +1122,7 @@
                 <w:b w:val="0"/>
                 <w:sz w:val="16"/>
               </w:rPr>
-              <w:t>7061.84</w:t>
+              <w:t>163.03</w:t>
             </w:r>
           </w:p>
         </w:tc>
@@ -1137,7 +1137,7 @@
                 <w:b w:val="0"/>
                 <w:sz w:val="16"/>
               </w:rPr>
-              <w:t>163.02</w:t>
+              <w:t>57.27</w:t>
             </w:r>
           </w:p>
         </w:tc>
@@ -1152,7 +1152,7 @@
                 <w:b w:val="0"/>
                 <w:sz w:val="16"/>
               </w:rPr>
-              <w:t>-11.60</w:t>
+              <w:t>276.59</w:t>
             </w:r>
           </w:p>
         </w:tc>
@@ -1229,7 +1229,7 @@
                 <w:b w:val="0"/>
                 <w:sz w:val="16"/>
               </w:rPr>
-              <w:t>0.00</w:t>
+              <w:t>85.05</w:t>
             </w:r>
           </w:p>
         </w:tc>
@@ -1244,7 +1244,7 @@
                 <w:b w:val="0"/>
                 <w:sz w:val="16"/>
               </w:rPr>
-              <w:t>0.00</w:t>
+              <w:t>372.92</w:t>
             </w:r>
           </w:p>
         </w:tc>
@@ -1274,7 +1274,7 @@
                 <w:b w:val="0"/>
                 <w:sz w:val="16"/>
               </w:rPr>
-              <w:t>+0.00</w:t>
+              <w:t>-0.02</w:t>
             </w:r>
           </w:p>
         </w:tc>
@@ -1297,7 +1297,7 @@
           <w:rFonts w:ascii="Arial" w:hAnsi="Arial"/>
           <w:sz w:val="19"/>
         </w:rPr>
-        <w:t>Samaria registra 11.64 m y González/Carrizal 3.40 m. El gasto de Peñitas no debe equipararse automáticamente con el gasto que llega a cada brazo: deben incorporarse Platanar y otras aportaciones de cuenca libre y considerar la distribución hidráulica posterior. Como referencia operativa se conserva aproximadamente 70 % hacia Samaria y 30 % hacia Carrizal, sujeta a condiciones hidráulicas y a la operación de El Macayo.</w:t>
+        <w:t>Samaria registra 11.72 m y González/Carrizal 3.33 m. El gasto de Peñitas no debe equipararse automáticamente con el gasto que llega a cada brazo: deben incorporarse Platanar y otras aportaciones de cuenca libre y considerar la distribución hidráulica posterior. Como referencia operativa se conserva aproximadamente 70 % hacia Samaria y 30 % hacia Carrizal, sujeta a condiciones hidráulicas y a la operación de El Macayo.</w:t>
       </w:r>
     </w:p>
     <w:tbl>
@@ -1432,7 +1432,7 @@
                 <w:b w:val="0"/>
                 <w:sz w:val="16"/>
               </w:rPr>
-              <w:t>11.64 m</w:t>
+              <w:t>11.72 m</w:t>
             </w:r>
           </w:p>
         </w:tc>
@@ -1479,7 +1479,7 @@
                 <w:b w:val="0"/>
                 <w:sz w:val="16"/>
               </w:rPr>
-              <w:t>González 3.40 m</w:t>
+              <w:t>González 3.33 m</w:t>
             </w:r>
           </w:p>
         </w:tc>
@@ -1953,7 +1953,7 @@
           <w:rFonts w:ascii="Arial" w:hAnsi="Arial"/>
           <w:sz w:val="19"/>
         </w:rPr>
-        <w:t>El diagnóstico integrado del corte de las 08:13 h se mantiene condicionado por la evolución conjunta de Guatemala–Usumacinta–Boca del Cerro, Ríos Serranos–Pichucalco–Grijalva bajo, la cascada de presas y Peñitas/cuenca libre–Mezcalapa–Samaria–Carrizal. Ningún componente debe interpretarse de manera aislada. La señal operativa debe escalar únicamente cuando coincidan magnitud, persistencia y respuesta observada.</w:t>
+        <w:t>El diagnóstico integrado del corte de las 14:24 h se mantiene condicionado por la evolución conjunta de Guatemala–Usumacinta–Boca del Cerro, Ríos Serranos–Pichucalco–Grijalva bajo, la cascada de presas y Peñitas/cuenca libre–Mezcalapa–Samaria–Carrizal. Ningún componente debe interpretarse de manera aislada. La señal operativa debe escalar únicamente cuando coincidan magnitud, persistencia y respuesta observada.</w:t>
       </w:r>
     </w:p>
     <w:p>
@@ -2083,7 +2083,7 @@
           <w:rFonts w:ascii="Arial" w:hAnsi="Arial"/>
           <w:sz w:val="19"/>
         </w:rPr>
-        <w:t>WeatherLink: SAN CAYETANO CONSOLA 54.6 mm/24 h</w:t>
+        <w:t>WeatherLink: SAN CAYETANO CONSOLA 66.5 mm/24 h</w:t>
       </w:r>
     </w:p>
     <w:p>
@@ -2095,7 +2095,7 @@
           <w:rFonts w:ascii="Arial" w:hAnsi="Arial"/>
           <w:sz w:val="19"/>
         </w:rPr>
-        <w:t>WeatherLink: CHAPULTENANGO PCIVILCHIAPAS 52.3 mm/24 h</w:t>
+        <w:t>WeatherLink: CHAPULTENANGO PCIVILCHIAPAS 58.2 mm/24 h</w:t>
       </w:r>
     </w:p>
     <w:p>
@@ -2107,7 +2107,7 @@
           <w:rFonts w:ascii="Arial" w:hAnsi="Arial"/>
           <w:sz w:val="19"/>
         </w:rPr>
-        <w:t>WeatherLink: AMATÁN PCIVILCHIAPAS 44.2 mm/24 h</w:t>
+        <w:t>WeatherLink: AMATÁN PCIVILCHIAPAS 46.0 mm/24 h</w:t>
       </w:r>
     </w:p>
     <w:p>
@@ -2119,7 +2119,7 @@
           <w:rFonts w:ascii="Arial" w:hAnsi="Arial"/>
           <w:sz w:val="19"/>
         </w:rPr>
-        <w:t>CONAGUA: PEÑITAS 53.4 mm/24 h</w:t>
+        <w:t>CONAGUA: TEAPA 105.0 mm/24 h</w:t>
       </w:r>
     </w:p>
     <w:p>
@@ -2131,7 +2131,7 @@
           <w:rFonts w:ascii="Arial" w:hAnsi="Arial"/>
           <w:sz w:val="19"/>
         </w:rPr>
-        <w:t>CONAGUA: JONUTA 2 (PUENTE) 38.0 mm/24 h</w:t>
+        <w:t>CONAGUA: PEÑITAS 91.4 mm/24 h</w:t>
       </w:r>
     </w:p>
     <w:p>
@@ -2143,7 +2143,7 @@
           <w:rFonts w:ascii="Arial" w:hAnsi="Arial"/>
           <w:sz w:val="19"/>
         </w:rPr>
-        <w:t>CONAGUA: BOCA DEL CERRO 38.0 mm/24 h</w:t>
+        <w:t>CONAGUA: PUYACATENGO 91.2 mm/24 h</w:t>
       </w:r>
     </w:p>
     <w:p>
@@ -2155,7 +2155,7 @@
           <w:rFonts w:ascii="Arial" w:hAnsi="Arial"/>
           <w:sz w:val="19"/>
         </w:rPr>
-        <w:t>CONAGUA: TEAPA 30.3 mm/24 h</w:t>
+        <w:t>CONAGUA: SÁNCHEZ MAGALLANEZ 61.4 mm/24 h</w:t>
       </w:r>
     </w:p>
     <w:p>
@@ -2167,7 +2167,7 @@
           <w:rFonts w:ascii="Arial" w:hAnsi="Arial"/>
           <w:sz w:val="19"/>
         </w:rPr>
-        <w:t>CONAGUA: TAPIJULAPA 28.5 mm/24 h</w:t>
+        <w:t>CONAGUA: BOCA DEL CERRO 54.0 mm/24 h</w:t>
       </w:r>
     </w:p>
     <w:p>
@@ -2282,7 +2282,7 @@
                 <w:b w:val="0"/>
                 <w:sz w:val="16"/>
               </w:rPr>
-              <w:t>2026-09-24T06:22:51-06:00</w:t>
+              <w:t>2026-09-24T08:38:42-06:00</w:t>
             </w:r>
           </w:p>
         </w:tc>
@@ -2297,7 +2297,7 @@
                 <w:b w:val="0"/>
                 <w:sz w:val="16"/>
               </w:rPr>
-              <w:t>2026-09-24T07:58:35.413989-06:00</w:t>
+              <w:t>2026-09-24T14:12:28.624143-06:00</w:t>
             </w:r>
           </w:p>
         </w:tc>
@@ -2344,7 +2344,7 @@
                 <w:b w:val="0"/>
                 <w:sz w:val="16"/>
               </w:rPr>
-              <w:t>2026-09-23T09:58:34-06:00</w:t>
+              <w:t>2026-09-24T09:50:28-06:00</w:t>
             </w:r>
           </w:p>
         </w:tc>
@@ -2359,7 +2359,7 @@
                 <w:b w:val="0"/>
                 <w:sz w:val="16"/>
               </w:rPr>
-              <w:t>2026-09-23T14:18:42.064537-06:00</w:t>
+              <w:t>2026-09-24T14:12:28.624143-06:00</w:t>
             </w:r>
           </w:p>
         </w:tc>
@@ -2525,7 +2525,7 @@
           <w:rFonts w:ascii="Arial" w:hAnsi="Arial"/>
           <w:sz w:val="19"/>
         </w:rPr>
-        <w:t>Cadena de seguimiento en Tabasco: Boca del Cerro: 12.90 m · Δ24 h +0.13 m → Balancán: s/d → Emiliano Zapata: s/d → Jonuta: s/d → Centla/Tres Brazos: s/d.</w:t>
+        <w:t>Cadena de seguimiento en Tabasco: Boca del Cerro: 13.32 m · Δ24 h +0.59 m → Balancán: s/d → Emiliano Zapata: s/d → Jonuta: s/d → Centla/Tres Brazos: s/d.</w:t>
       </w:r>
     </w:p>
     <w:p>

--- a/data/analysis/Reportes/Archivo/Analisis_Hidrometeorologico_2026-09-24.docx
+++ b/data/analysis/Reportes/Archivo/Analisis_Hidrometeorologico_2026-09-24.docx
@@ -35,7 +35,7 @@
           <w:rFonts w:ascii="Arial" w:hAnsi="Arial"/>
           <w:sz w:val="19"/>
         </w:rPr>
-        <w:t>CORTE: 2026-09-24 14:24</w:t>
+        <w:t>CORTE: 2026-09-24 14:32</w:t>
       </w:r>
     </w:p>
     <w:p>
@@ -75,7 +75,7 @@
           <w:rFonts w:ascii="Arial" w:hAnsi="Arial"/>
           <w:sz w:val="19"/>
         </w:rPr>
-        <w:t>Al corte de las 14:24 h, la lectura debe mantenerse integrada y no por cuencas aisladas. La señal hidrométrica más reciente tiene como referencia principal el corte vigente de niveles y la lluvia observada/prevista sobre Guatemala, Chiapas y Tabasco. El mayor cambio de 24 h entre estaciones observadas es Salto de Agua +3.28 m/24 h. La prioridad operativa es confirmar cualquier cambio de escenario con coincidencia de lluvia, saturación, niveles, caudales y operación de presas; el pronóstico por sí solo no constituye una creciente confirmada.</w:t>
+        <w:t>Al corte de las 14:32 h, la lectura debe mantenerse integrada y no por cuencas aisladas. La señal hidrométrica más reciente tiene como referencia principal el corte vigente de niveles y la lluvia observada/prevista sobre Guatemala, Chiapas y Tabasco. El mayor cambio de 24 h entre estaciones observadas es Salto de Agua +3.28 m/24 h. La prioridad operativa es confirmar cualquier cambio de escenario con coincidencia de lluvia, saturación, niveles, caudales y operación de presas; el pronóstico por sí solo no constituye una creciente confirmada.</w:t>
       </w:r>
     </w:p>
     <w:p>
@@ -1953,7 +1953,7 @@
           <w:rFonts w:ascii="Arial" w:hAnsi="Arial"/>
           <w:sz w:val="19"/>
         </w:rPr>
-        <w:t>El diagnóstico integrado del corte de las 14:24 h se mantiene condicionado por la evolución conjunta de Guatemala–Usumacinta–Boca del Cerro, Ríos Serranos–Pichucalco–Grijalva bajo, la cascada de presas y Peñitas/cuenca libre–Mezcalapa–Samaria–Carrizal. Ningún componente debe interpretarse de manera aislada. La señal operativa debe escalar únicamente cuando coincidan magnitud, persistencia y respuesta observada.</w:t>
+        <w:t>El diagnóstico integrado del corte de las 14:32 h se mantiene condicionado por la evolución conjunta de Guatemala–Usumacinta–Boca del Cerro, Ríos Serranos–Pichucalco–Grijalva bajo, la cascada de presas y Peñitas/cuenca libre–Mezcalapa–Samaria–Carrizal. Ningún componente debe interpretarse de manera aislada. La señal operativa debe escalar únicamente cuando coincidan magnitud, persistencia y respuesta observada.</w:t>
       </w:r>
     </w:p>
     <w:p>
@@ -2297,7 +2297,7 @@
                 <w:b w:val="0"/>
                 <w:sz w:val="16"/>
               </w:rPr>
-              <w:t>2026-09-24T14:12:28.624143-06:00</w:t>
+              <w:t>2026-09-24T14:28:22.166238-06:00</w:t>
             </w:r>
           </w:p>
         </w:tc>
@@ -2359,7 +2359,7 @@
                 <w:b w:val="0"/>
                 <w:sz w:val="16"/>
               </w:rPr>
-              <w:t>2026-09-24T14:12:28.624143-06:00</w:t>
+              <w:t>2026-09-24T14:28:22.166238-06:00</w:t>
             </w:r>
           </w:p>
         </w:tc>

--- a/data/analysis/Reportes/Archivo/Analisis_Hidrometeorologico_2026-09-24.docx
+++ b/data/analysis/Reportes/Archivo/Analisis_Hidrometeorologico_2026-09-24.docx
@@ -35,7 +35,7 @@
           <w:rFonts w:ascii="Arial" w:hAnsi="Arial"/>
           <w:sz w:val="19"/>
         </w:rPr>
-        <w:t>CORTE: 2026-09-24 14:32</w:t>
+        <w:t>CORTE: 2026-09-24 14:42</w:t>
       </w:r>
     </w:p>
     <w:p>
@@ -75,7 +75,7 @@
           <w:rFonts w:ascii="Arial" w:hAnsi="Arial"/>
           <w:sz w:val="19"/>
         </w:rPr>
-        <w:t>Al corte de las 14:32 h, la lectura debe mantenerse integrada y no por cuencas aisladas. La señal hidrométrica más reciente tiene como referencia principal el corte vigente de niveles y la lluvia observada/prevista sobre Guatemala, Chiapas y Tabasco. El mayor cambio de 24 h entre estaciones observadas es Salto de Agua +3.28 m/24 h. La prioridad operativa es confirmar cualquier cambio de escenario con coincidencia de lluvia, saturación, niveles, caudales y operación de presas; el pronóstico por sí solo no constituye una creciente confirmada.</w:t>
+        <w:t>Al corte de las 14:42 h, la lectura debe mantenerse integrada y no por cuencas aisladas. La señal hidrométrica más reciente tiene como referencia principal el corte vigente de niveles y la lluvia observada/prevista sobre Guatemala, Chiapas y Tabasco. El mayor cambio de 24 h entre estaciones observadas es Salto de Agua +3.28 m/24 h. La prioridad operativa es confirmar cualquier cambio de escenario con coincidencia de lluvia, saturación, niveles, caudales y operación de presas; el pronóstico por sí solo no constituye una creciente confirmada.</w:t>
       </w:r>
     </w:p>
     <w:p>
@@ -1953,7 +1953,7 @@
           <w:rFonts w:ascii="Arial" w:hAnsi="Arial"/>
           <w:sz w:val="19"/>
         </w:rPr>
-        <w:t>El diagnóstico integrado del corte de las 14:32 h se mantiene condicionado por la evolución conjunta de Guatemala–Usumacinta–Boca del Cerro, Ríos Serranos–Pichucalco–Grijalva bajo, la cascada de presas y Peñitas/cuenca libre–Mezcalapa–Samaria–Carrizal. Ningún componente debe interpretarse de manera aislada. La señal operativa debe escalar únicamente cuando coincidan magnitud, persistencia y respuesta observada.</w:t>
+        <w:t>El diagnóstico integrado del corte de las 14:42 h se mantiene condicionado por la evolución conjunta de Guatemala–Usumacinta–Boca del Cerro, Ríos Serranos–Pichucalco–Grijalva bajo, la cascada de presas y Peñitas/cuenca libre–Mezcalapa–Samaria–Carrizal. Ningún componente debe interpretarse de manera aislada. La señal operativa debe escalar únicamente cuando coincidan magnitud, persistencia y respuesta observada.</w:t>
       </w:r>
     </w:p>
     <w:p>
